--- a/docs/SPECSIM3D_Manual.docx
+++ b/docs/SPECSIM3D_Manual.docx
@@ -237,7 +237,7 @@
         <w:t xml:space="preserve">ipad = 1</w:t>
       </w:r>
       <w:r>
-        <w:t xml:space="preserve">): the periodic grid is enlarged so that realizations have the correct covariance up to the largest lag of the output grid; the legacy SPECSIM2 grid rule is available (</w:t>
+        <w:t xml:space="preserve">): the periodic grid is enlarged so that realizations have the correct covariance up to the largest lag of the output grid; the compact power-of-two grid is available as an option (</w:t>
       </w:r>
       <w:r>
         <w:rPr>
@@ -391,7 +391,7 @@
         <w:spacing w:after="120"/>
       </w:pPr>
       <w:r>
-        <w:t xml:space="preserve">A field simulated on a periodic grid is periodic: values at opposite faces are correlated even when they are far apart, and the sample mean and variance of a single realization are nearly deterministic. SPECSIM2 chose the periodic size as the smallest power of two not smaller than the grid size. With </w:t>
+        <w:t xml:space="preserve">A field simulated on a periodic grid is periodic: values at opposite faces are correlated even when they are far apart, and, when the periodic grid is not much larger than the output grid, the sample mean and variance of a single realization are nearly deterministic. With </w:t>
       </w:r>
       <w:r>
         <w:rPr>
@@ -401,7 +401,7 @@
         <w:t xml:space="preserve">ipad = 0</w:t>
       </w:r>
       <w:r>
-        <w:t xml:space="preserve"> SPECSIM3D reproduces this rule. With </w:t>
+        <w:t xml:space="preserve"> (compact grid) the periodic size is the smallest power of two not smaller than the grid size, which is the rule of SPECSIM2 and keeps the memory small. With </w:t>
       </w:r>
       <w:r>
         <w:rPr>
@@ -435,7 +435,7 @@
           <wp:inline distT="0" distB="0" distL="0" distR="0">
             <wp:extent cx="5943600" cy="2190750"/>
             <wp:effectExtent t="0" r="0" b="0" l="0"/>
-            <wp:docPr id="2" name="fig07_legacy_vs_padded" descr="Figure 2 – Left: mean variogram of a Gaussian-model field on a 64×64×16 grid with the legacy (ipad = 0) and padded (ipad = 1) periodic grids; the legacy grid shows the periodic wrap-around at large lags. Centre and right: sample variance and sample mean of 300 spherical-model realizations; the legacy field has an almost deterministic variance." title="fig07_legacy_vs_padded"/>
+            <wp:docPr id="2" name="fig07_legacy_vs_padded" descr="Figure 2 – Left: mean variogram of a Gaussian-model field on a 64×64×16 grid with the compact (ipad = 0) and padded (ipad = 1) periodic grids; the compact grid shows the periodic wrap-around at large lags. Centre and right: sample variance and sample mean of 300 spherical-model realizations; the field on the compact grid has an almost deterministic variance." title="fig07_legacy_vs_padded"/>
             <wp:cNvGraphicFramePr>
               <a:graphicFrameLocks xmlns:a="http://schemas.openxmlformats.org/drawingml/2006/main" noChangeAspect="1"/>
             </wp:cNvGraphicFramePr>
@@ -483,7 +483,7 @@
           <w:sz w:val="18"/>
           <w:szCs w:val="18"/>
         </w:rPr>
-        <w:t xml:space="preserve">Figure 2 – Left: mean variogram of a Gaussian-model field on a 64×64×16 grid with the legacy (ipad = 0) and padded (ipad = 1) periodic grids; the legacy grid shows the periodic wrap-around at large lags. Centre and right: sample variance and sample mean of 300 spherical-model realizations; the legacy field has an almost deterministic variance.</w:t>
+        <w:t xml:space="preserve">Figure 2 – Left: mean variogram of a Gaussian-model field on a 64×64×16 grid with the compact (ipad = 0) and padded (ipad = 1) periodic grids; the compact grid shows the periodic wrap-around at large lags. Centre and right: sample variance and sample mean of 300 spherical-model realizations; the field on the compact grid has an almost deterministic variance.</w:t>
       </w:r>
     </w:p>
     <w:p>
@@ -1306,7 +1306,7 @@
           <w:sz w:val="18"/>
           <w:szCs w:val="18"/>
         </w:rPr>
-        <w:t xml:space="preserve">iseed nreal ipad          random seed, number of realizations, 0 legacy / 1 padded grid</w:t>
+        <w:t xml:space="preserve">iseed nreal ipad          random seed, number of realizations, 0 compact / 1 padded grid</w:t>
       </w:r>
     </w:p>
     <w:p>
@@ -15297,7 +15297,7 @@
         <w:spacing w:after="60"/>
       </w:pPr>
       <w:r>
-        <w:t xml:space="preserve">Memory: with ipad = 1 the periodic grid may be up to 8× the output grid. For very large models use the legacy ipad = 0 only if periodicity is acceptable, or reduce the grid.</w:t>
+        <w:t xml:space="preserve">Memory: with ipad = 1 the periodic grid may be up to 8× the output grid. For very large models use the compact grid (ipad = 0) only if periodicity is acceptable, or reduce the grid.</w:t>
       </w:r>
     </w:p>
     <w:p>
